--- a/GitHub Guide.docx
+++ b/GitHub Guide.docx
@@ -391,6 +391,20 @@
       <w:pPr>
         <w:pBdr>
           <w:top w:val="nil"/>
+          <w:left w:val="nil"/>
+          <w:bottom w:val="double" w:sz="6" w:space="1" w:color="auto"/>
+          <w:right w:val="nil"/>
+          <w:between w:val="nil"/>
+        </w:pBdr>
+        <w:ind w:left="720"/>
+        <w:rPr>
+          <w:color w:val="000000"/>
+        </w:rPr>
+      </w:pPr>
+    </w:p>
+    <w:p>
+      <w:pPr>
+        <w:pBdr>
           <w:left w:val="nil"/>
           <w:bottom w:val="nil"/>
           <w:right w:val="nil"/>
@@ -1302,6 +1316,12 @@
           <w:color w:val="000000"/>
         </w:rPr>
       </w:pPr>
+      <w:r>
+        <w:rPr>
+          <w:color w:val="000000"/>
+        </w:rPr>
+        <w:t>====================================================================</w:t>
+      </w:r>
     </w:p>
     <w:p>
       <w:pPr>
